--- a/23BCS11023_ASSIGNMENT_01/Assignment_1.docx
+++ b/23BCS11023_ASSIGNMENT_01/Assignment_1.docx
@@ -93,7 +93,7 @@
           </mc:Choice>
           <mc:Fallback>
             <w:pict>
-              <v:group w14:anchorId="08FDFCAF" id="Group 1" o:spid="_x0000_s1026" style="position:absolute;margin-left:26.15pt;margin-top:72.1pt;width:234pt;height:70.35pt;z-index:-15782912;mso-wrap-distance-left:0;mso-wrap-distance-right:0;mso-position-horizontal-relative:page;mso-position-vertical-relative:page" coordsize="29718,8934" o:gfxdata="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">
+              <v:group w14:anchorId="7B17090E" id="Group 1" o:spid="_x0000_s1026" style="position:absolute;margin-left:26.15pt;margin-top:72.1pt;width:234pt;height:70.35pt;z-index:-15782912;mso-wrap-distance-left:0;mso-wrap-distance-right:0;mso-position-horizontal-relative:page;mso-position-vertical-relative:page" coordsize="29718,8934" o:gfxdata="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">
                 <v:shapetype id="_x0000_t75" coordsize="21600,21600" o:spt="75" o:preferrelative="t" path="m@4@5l@4@11@9@11@9@5xe" filled="f" stroked="f">
                   <v:stroke joinstyle="miter"/>
                   <v:formulas>
@@ -300,6 +300,15 @@
           <w:sz w:val="28"/>
           <w:szCs w:val="28"/>
         </w:rPr>
+        <w:t>CS</w:t>
+      </w:r>
+      <w:r>
+        <w:rPr>
+          <w:rFonts w:ascii="Times New Roman" w:hAnsi="Times New Roman" w:cs="Times New Roman"/>
+          <w:bCs/>
+          <w:sz w:val="28"/>
+          <w:szCs w:val="28"/>
+        </w:rPr>
         <w:t>11023</w:t>
       </w:r>
       <w:r>
@@ -374,7 +383,34 @@
           <w:sz w:val="28"/>
           <w:szCs w:val="28"/>
         </w:rPr>
-        <w:t>KRG-3B</w:t>
+        <w:t>KRG</w:t>
+      </w:r>
+      <w:r>
+        <w:rPr>
+          <w:rFonts w:ascii="Times New Roman" w:hAnsi="Times New Roman" w:cs="Times New Roman"/>
+          <w:bCs/>
+          <w:sz w:val="28"/>
+          <w:szCs w:val="28"/>
+        </w:rPr>
+        <w:t>-</w:t>
+      </w:r>
+      <w:r>
+        <w:rPr>
+          <w:rFonts w:ascii="Times New Roman" w:hAnsi="Times New Roman" w:cs="Times New Roman"/>
+          <w:bCs/>
+          <w:sz w:val="28"/>
+          <w:szCs w:val="28"/>
+        </w:rPr>
+        <w:t>3</w:t>
+      </w:r>
+      <w:r>
+        <w:rPr>
+          <w:rFonts w:ascii="Times New Roman" w:hAnsi="Times New Roman" w:cs="Times New Roman"/>
+          <w:bCs/>
+          <w:sz w:val="28"/>
+          <w:szCs w:val="28"/>
+        </w:rPr>
+        <w:t>A</w:t>
       </w:r>
     </w:p>
     <w:p>
